--- a/07_outreach/Just_Transition_The_Union_Effect_short.docx
+++ b/07_outreach/Just_Transition_The_Union_Effect_short.docx
@@ -4282,68 +4282,185 @@
       <w:r>
         <w:rPr>
           <w:rFonts w:ascii="Calibri" w:hAnsi="Calibri" w:cs="Calibri"/>
-          <w:sz w:val="20"/>
-          <w:szCs w:val="20"/>
-        </w:rPr>
-        <w:t xml:space="preserve">To ensure the research is policy-relevant and widely disseminated, we are currently engaging with a range of </w:t>
-      </w:r>
-      <w:r>
-        <w:rPr>
-          <w:rFonts w:ascii="Calibri" w:hAnsi="Calibri" w:cs="Calibri"/>
-          <w:b/>
-          <w:bCs/>
-          <w:sz w:val="20"/>
-          <w:szCs w:val="20"/>
-        </w:rPr>
-        <w:t xml:space="preserve">institutional </w:t>
-      </w:r>
-      <w:r>
-        <w:rPr>
-          <w:rFonts w:ascii="Calibri" w:hAnsi="Calibri" w:cs="Calibri"/>
-          <w:b/>
-          <w:bCs/>
-          <w:sz w:val="20"/>
-          <w:szCs w:val="20"/>
-        </w:rPr>
-        <w:t>partners</w:t>
-      </w:r>
-      <w:r>
-        <w:rPr>
-          <w:rFonts w:ascii="Calibri" w:hAnsi="Calibri" w:cs="Calibri"/>
-          <w:b/>
-          <w:bCs/>
-          <w:sz w:val="20"/>
-          <w:szCs w:val="20"/>
-        </w:rPr>
-        <w:t xml:space="preserve"> and expert organisations.</w:t>
-      </w:r>
-      <w:r>
-        <w:rPr>
-          <w:rFonts w:ascii="Calibri" w:hAnsi="Calibri" w:cs="Calibri"/>
-          <w:sz w:val="20"/>
-          <w:szCs w:val="20"/>
-        </w:rPr>
-        <w:t xml:space="preserve"> </w:t>
-      </w:r>
-      <w:r>
-        <w:rPr>
-          <w:rFonts w:ascii="Calibri" w:hAnsi="Calibri" w:cs="Calibri"/>
-          <w:sz w:val="20"/>
-          <w:szCs w:val="20"/>
-        </w:rPr>
-        <w:t>These include units within the European Commission (DG EMPL and DG REGIO), the Committee of the Regions, the European Trade Union Institute (ETUI)</w:t>
-      </w:r>
-      <w:r>
-        <w:rPr>
-          <w:rFonts w:ascii="Calibri" w:hAnsi="Calibri" w:cs="Calibri"/>
-          <w:sz w:val="20"/>
-          <w:szCs w:val="20"/>
-        </w:rPr>
-        <w:t xml:space="preserve">. </w:t>
+          <w:b/>
+          <w:bCs/>
+          <w:sz w:val="20"/>
+          <w:szCs w:val="20"/>
+        </w:rPr>
+        <w:t>This project is currently supported by our home institutions, the École Polytechnique Fédérale de Lausanne (EPFL) and the Freie Universität Berlin</w:t>
+      </w:r>
+      <w:r>
+        <w:rPr>
+          <w:rFonts w:ascii="Calibri" w:hAnsi="Calibri" w:cs="Calibri"/>
+          <w:sz w:val="20"/>
+          <w:szCs w:val="20"/>
+        </w:rPr>
+        <w:t>. Partnership</w:t>
+      </w:r>
+      <w:r>
+        <w:rPr>
+          <w:rFonts w:ascii="Calibri" w:hAnsi="Calibri" w:cs="Calibri"/>
+          <w:sz w:val="20"/>
+          <w:szCs w:val="20"/>
+        </w:rPr>
+        <w:t xml:space="preserve"> with </w:t>
+      </w:r>
+      <w:r>
+        <w:rPr>
+          <w:rFonts w:ascii="Calibri" w:hAnsi="Calibri" w:cs="Calibri"/>
+          <w:sz w:val="20"/>
+          <w:szCs w:val="20"/>
+        </w:rPr>
+        <w:t>our alma matter institution, the</w:t>
+      </w:r>
+      <w:r>
+        <w:rPr>
+          <w:rFonts w:ascii="Calibri" w:hAnsi="Calibri" w:cs="Calibri"/>
+          <w:sz w:val="20"/>
+          <w:szCs w:val="20"/>
+        </w:rPr>
+        <w:t xml:space="preserve"> European University Institute (EUI)</w:t>
+      </w:r>
+      <w:r>
+        <w:rPr>
+          <w:rFonts w:ascii="Calibri" w:hAnsi="Calibri" w:cs="Calibri"/>
+          <w:sz w:val="20"/>
+          <w:szCs w:val="20"/>
+        </w:rPr>
+        <w:t xml:space="preserve">, </w:t>
+      </w:r>
+      <w:r>
+        <w:rPr>
+          <w:rFonts w:ascii="Calibri" w:hAnsi="Calibri" w:cs="Calibri"/>
+          <w:sz w:val="20"/>
+          <w:szCs w:val="20"/>
+        </w:rPr>
+        <w:t>has been secured.</w:t>
+      </w:r>
+      <w:r>
+        <w:rPr>
+          <w:rFonts w:ascii="Calibri" w:hAnsi="Calibri" w:cs="Calibri"/>
+          <w:sz w:val="20"/>
+          <w:szCs w:val="20"/>
+        </w:rPr>
+        <w:t xml:space="preserve"> The survey design has been submitted </w:t>
+      </w:r>
+      <w:r>
+        <w:rPr>
+          <w:rFonts w:ascii="Calibri" w:hAnsi="Calibri" w:cs="Calibri"/>
+          <w:sz w:val="20"/>
+          <w:szCs w:val="20"/>
+        </w:rPr>
+        <w:t>to</w:t>
+      </w:r>
+      <w:r>
+        <w:rPr>
+          <w:rFonts w:ascii="Calibri" w:hAnsi="Calibri" w:cs="Calibri"/>
+          <w:sz w:val="20"/>
+          <w:szCs w:val="20"/>
+        </w:rPr>
+        <w:t xml:space="preserve"> the EPFL’s Institutional Review Board (IRB) to ensure full ethical compliance.</w:t>
       </w:r>
     </w:p>
     <w:p>
       <w:pPr>
+        <w:spacing w:before="120" w:after="120"/>
+        <w:jc w:val="both"/>
+        <w:rPr>
+          <w:rFonts w:ascii="Calibri" w:hAnsi="Calibri" w:cs="Calibri"/>
+          <w:sz w:val="20"/>
+          <w:szCs w:val="20"/>
+        </w:rPr>
+      </w:pPr>
+      <w:r>
+        <w:rPr>
+          <w:rFonts w:ascii="Calibri" w:hAnsi="Calibri" w:cs="Calibri"/>
+          <w:sz w:val="20"/>
+          <w:szCs w:val="20"/>
+        </w:rPr>
+        <w:t xml:space="preserve">To ensure the research is policy-relevant and widely disseminated, we are engaging with a range of </w:t>
+      </w:r>
+      <w:r>
+        <w:rPr>
+          <w:rFonts w:ascii="Calibri" w:hAnsi="Calibri" w:cs="Calibri"/>
+          <w:b/>
+          <w:bCs/>
+          <w:sz w:val="20"/>
+          <w:szCs w:val="20"/>
+        </w:rPr>
+        <w:t xml:space="preserve">institutional </w:t>
+      </w:r>
+      <w:r>
+        <w:rPr>
+          <w:rFonts w:ascii="Calibri" w:hAnsi="Calibri" w:cs="Calibri"/>
+          <w:b/>
+          <w:bCs/>
+          <w:sz w:val="20"/>
+          <w:szCs w:val="20"/>
+        </w:rPr>
+        <w:t>partners</w:t>
+      </w:r>
+      <w:r>
+        <w:rPr>
+          <w:rFonts w:ascii="Calibri" w:hAnsi="Calibri" w:cs="Calibri"/>
+          <w:b/>
+          <w:bCs/>
+          <w:sz w:val="20"/>
+          <w:szCs w:val="20"/>
+        </w:rPr>
+        <w:t xml:space="preserve"> and expert organisations.</w:t>
+      </w:r>
+      <w:r>
+        <w:rPr>
+          <w:rFonts w:ascii="Calibri" w:hAnsi="Calibri" w:cs="Calibri"/>
+          <w:sz w:val="20"/>
+          <w:szCs w:val="20"/>
+        </w:rPr>
+        <w:t xml:space="preserve"> </w:t>
+      </w:r>
+      <w:r>
+        <w:rPr>
+          <w:rFonts w:ascii="Calibri" w:hAnsi="Calibri" w:cs="Calibri"/>
+          <w:sz w:val="20"/>
+          <w:szCs w:val="20"/>
+        </w:rPr>
+        <w:t>These include units within the European Commission</w:t>
+      </w:r>
+      <w:r>
+        <w:rPr>
+          <w:rFonts w:ascii="Calibri" w:hAnsi="Calibri" w:cs="Calibri"/>
+          <w:sz w:val="20"/>
+          <w:szCs w:val="20"/>
+        </w:rPr>
+        <w:t xml:space="preserve">, </w:t>
+      </w:r>
+      <w:r>
+        <w:rPr>
+          <w:rFonts w:ascii="Calibri" w:hAnsi="Calibri" w:cs="Calibri"/>
+          <w:sz w:val="20"/>
+          <w:szCs w:val="20"/>
+        </w:rPr>
+        <w:t>the Committee of the Regions</w:t>
+      </w:r>
+      <w:r>
+        <w:rPr>
+          <w:rFonts w:ascii="Calibri" w:hAnsi="Calibri" w:cs="Calibri"/>
+          <w:sz w:val="20"/>
+          <w:szCs w:val="20"/>
+        </w:rPr>
+        <w:t xml:space="preserve">. </w:t>
+      </w:r>
+      <w:r>
+        <w:rPr>
+          <w:rFonts w:ascii="Calibri" w:hAnsi="Calibri" w:cs="Calibri"/>
+          <w:sz w:val="20"/>
+          <w:szCs w:val="20"/>
+        </w:rPr>
+        <w:t xml:space="preserve"> </w:t>
+      </w:r>
+    </w:p>
+    <w:p>
+      <w:pPr>
         <w:spacing w:before="120" w:after="240"/>
         <w:jc w:val="both"/>
         <w:rPr>
@@ -4358,17 +4475,43 @@
           <w:sz w:val="20"/>
           <w:szCs w:val="20"/>
         </w:rPr>
-        <w:t xml:space="preserve">Interest for the dissemination of results is also being explored with </w:t>
-      </w:r>
-      <w:r>
-        <w:rPr>
-          <w:rFonts w:ascii="Calibri" w:hAnsi="Calibri" w:cs="Calibri"/>
-          <w:b/>
-          <w:bCs/>
-          <w:sz w:val="20"/>
-          <w:szCs w:val="20"/>
-        </w:rPr>
-        <w:t>key think tanks</w:t>
+        <w:t xml:space="preserve">Interest for the dissemination of </w:t>
+      </w:r>
+      <w:r>
+        <w:rPr>
+          <w:rFonts w:ascii="Calibri" w:hAnsi="Calibri" w:cs="Calibri"/>
+          <w:sz w:val="20"/>
+          <w:szCs w:val="20"/>
+        </w:rPr>
+        <w:t>the survey and its results</w:t>
+      </w:r>
+      <w:r>
+        <w:rPr>
+          <w:rFonts w:ascii="Calibri" w:hAnsi="Calibri" w:cs="Calibri"/>
+          <w:sz w:val="20"/>
+          <w:szCs w:val="20"/>
+        </w:rPr>
+        <w:t xml:space="preserve"> is also explored with </w:t>
+      </w:r>
+      <w:r>
+        <w:rPr>
+          <w:rFonts w:ascii="Calibri" w:hAnsi="Calibri" w:cs="Calibri"/>
+          <w:b/>
+          <w:bCs/>
+          <w:sz w:val="20"/>
+          <w:szCs w:val="20"/>
+        </w:rPr>
+        <w:t>Brussels-based</w:t>
+      </w:r>
+      <w:r>
+        <w:rPr>
+          <w:rFonts w:ascii="Calibri" w:hAnsi="Calibri" w:cs="Calibri"/>
+          <w:b/>
+          <w:bCs/>
+          <w:sz w:val="20"/>
+          <w:szCs w:val="20"/>
+        </w:rPr>
+        <w:t xml:space="preserve"> think tanks</w:t>
       </w:r>
       <w:r>
         <w:rPr>
@@ -4384,23 +4527,7 @@
           <w:sz w:val="20"/>
           <w:szCs w:val="20"/>
         </w:rPr>
-        <w:t xml:space="preserve"> </w:t>
-      </w:r>
-      <w:r>
-        <w:rPr>
-          <w:rFonts w:ascii="Calibri" w:hAnsi="Calibri" w:cs="Calibri"/>
-          <w:sz w:val="20"/>
-          <w:szCs w:val="20"/>
-        </w:rPr>
-        <w:t xml:space="preserve">the </w:t>
-      </w:r>
-      <w:r>
-        <w:rPr>
-          <w:rFonts w:ascii="Calibri" w:hAnsi="Calibri" w:cs="Calibri"/>
-          <w:sz w:val="20"/>
-          <w:szCs w:val="20"/>
-        </w:rPr>
-        <w:t xml:space="preserve">European Climate Foundation (ECF), the </w:t>
+        <w:t xml:space="preserve"> the </w:t>
       </w:r>
       <w:r>
         <w:rPr>
@@ -4416,31 +4543,15 @@
           <w:sz w:val="20"/>
           <w:szCs w:val="20"/>
         </w:rPr>
-        <w:t xml:space="preserve">, the </w:t>
-      </w:r>
-      <w:r>
-        <w:rPr>
-          <w:rFonts w:ascii="Calibri" w:hAnsi="Calibri" w:cs="Calibri"/>
-          <w:sz w:val="20"/>
-          <w:szCs w:val="20"/>
-        </w:rPr>
-        <w:t>Foundation for European Progressive Studies (FEPS)</w:t>
-      </w:r>
-      <w:r>
-        <w:rPr>
-          <w:rFonts w:ascii="Calibri" w:hAnsi="Calibri" w:cs="Calibri"/>
-          <w:sz w:val="20"/>
-          <w:szCs w:val="20"/>
-        </w:rPr>
-        <w:t xml:space="preserve"> and the </w:t>
-      </w:r>
-      <w:r>
-        <w:rPr>
-          <w:rFonts w:ascii="Calibri" w:hAnsi="Calibri" w:cs="Calibri"/>
-          <w:sz w:val="20"/>
-          <w:szCs w:val="20"/>
-        </w:rPr>
-        <w:t>Wilfried Martens Centre for European Studies</w:t>
+        <w:t xml:space="preserve"> and </w:t>
+      </w:r>
+      <w:r>
+        <w:rPr>
+          <w:rFonts w:ascii="Calibri" w:hAnsi="Calibri" w:cs="Calibri"/>
+          <w:sz w:val="20"/>
+          <w:szCs w:val="20"/>
+        </w:rPr>
+        <w:t>the European Trade Union Institute (ETUI)</w:t>
       </w:r>
       <w:r>
         <w:rPr>
@@ -4465,7 +4576,7 @@
           <w:kern w:val="0"/>
           <w:sz w:val="20"/>
           <w:szCs w:val="20"/>
-          <w:lang w:val="en-GB"/>
+          <w:lang w:val="fr-FR"/>
         </w:rPr>
       </w:pPr>
       <w:r>
@@ -4479,7 +4590,7 @@
           <w:kern w:val="0"/>
           <w:sz w:val="20"/>
           <w:szCs w:val="20"/>
-          <w:lang w:val="en-GB"/>
+          <w:lang w:val="fr-FR"/>
         </w:rPr>
         <w:t>Contact</w:t>
       </w:r>
@@ -4560,7 +4671,249 @@
           <w:szCs w:val="20"/>
           <w:lang w:val="fr-FR"/>
         </w:rPr>
-        <w:t xml:space="preserve">, </w:t>
+        <w:t>,</w:t>
+      </w:r>
+      <w:r>
+        <w:rPr>
+          <w:rFonts w:ascii="Calibri" w:hAnsi="Calibri" w:cs="Calibri"/>
+          <w:color w:val="000000" w:themeColor="text1"/>
+          <w:kern w:val="0"/>
+          <w:sz w:val="20"/>
+          <w:szCs w:val="20"/>
+          <w:lang w:val="fr-FR"/>
+        </w:rPr>
+        <w:t xml:space="preserve"> </w:t>
+      </w:r>
+      <w:proofErr w:type="spellStart"/>
+      <w:r>
+        <w:rPr>
+          <w:rFonts w:ascii="Calibri" w:hAnsi="Calibri" w:cs="Calibri"/>
+          <w:color w:val="000000" w:themeColor="text1"/>
+          <w:kern w:val="0"/>
+          <w:sz w:val="20"/>
+          <w:szCs w:val="20"/>
+          <w:lang w:val="fr-FR"/>
+        </w:rPr>
+        <w:t>Ecole</w:t>
+      </w:r>
+      <w:proofErr w:type="spellEnd"/>
+      <w:r>
+        <w:rPr>
+          <w:rFonts w:ascii="Calibri" w:hAnsi="Calibri" w:cs="Calibri"/>
+          <w:color w:val="000000" w:themeColor="text1"/>
+          <w:kern w:val="0"/>
+          <w:sz w:val="20"/>
+          <w:szCs w:val="20"/>
+          <w:lang w:val="fr-FR"/>
+        </w:rPr>
+        <w:t xml:space="preserve"> Polytechnique Fédérale de Lausanne,</w:t>
+      </w:r>
+      <w:r>
+        <w:rPr>
+          <w:rFonts w:ascii="Calibri" w:hAnsi="Calibri" w:cs="Calibri"/>
+          <w:color w:val="000000" w:themeColor="text1"/>
+          <w:kern w:val="0"/>
+          <w:sz w:val="20"/>
+          <w:szCs w:val="20"/>
+          <w:lang w:val="fr-FR"/>
+        </w:rPr>
+        <w:t xml:space="preserve"> </w:t>
+      </w:r>
+      <w:r>
+        <w:rPr>
+          <w:rFonts w:ascii="Calibri" w:hAnsi="Calibri" w:cs="Calibri"/>
+          <w:color w:val="000000" w:themeColor="text1"/>
+          <w:kern w:val="0"/>
+          <w:sz w:val="20"/>
+          <w:szCs w:val="20"/>
+          <w:lang w:val="en-GB"/>
+        </w:rPr>
+        <w:fldChar w:fldCharType="begin"/>
+      </w:r>
+      <w:r>
+        <w:rPr>
+          <w:rFonts w:ascii="Calibri" w:hAnsi="Calibri" w:cs="Calibri"/>
+          <w:color w:val="000000" w:themeColor="text1"/>
+          <w:kern w:val="0"/>
+          <w:sz w:val="20"/>
+          <w:szCs w:val="20"/>
+          <w:lang w:val="fr-FR"/>
+        </w:rPr>
+        <w:instrText>HYPERLINK "mailto:</w:instrText>
+      </w:r>
+      <w:r>
+        <w:rPr>
+          <w:rFonts w:ascii="Calibri" w:hAnsi="Calibri" w:cs="Calibri"/>
+          <w:color w:val="000000" w:themeColor="text1"/>
+          <w:kern w:val="0"/>
+          <w:sz w:val="20"/>
+          <w:szCs w:val="20"/>
+          <w:lang w:val="fr-FR"/>
+        </w:rPr>
+        <w:instrText>rens.chazottes@epfl.ch</w:instrText>
+      </w:r>
+      <w:r>
+        <w:rPr>
+          <w:rFonts w:ascii="Calibri" w:hAnsi="Calibri" w:cs="Calibri"/>
+          <w:color w:val="000000" w:themeColor="text1"/>
+          <w:kern w:val="0"/>
+          <w:sz w:val="20"/>
+          <w:szCs w:val="20"/>
+          <w:lang w:val="fr-FR"/>
+        </w:rPr>
+        <w:instrText>"</w:instrText>
+      </w:r>
+      <w:r>
+        <w:rPr>
+          <w:rFonts w:ascii="Calibri" w:hAnsi="Calibri" w:cs="Calibri"/>
+          <w:color w:val="000000" w:themeColor="text1"/>
+          <w:kern w:val="0"/>
+          <w:sz w:val="20"/>
+          <w:szCs w:val="20"/>
+          <w:lang w:val="en-GB"/>
+        </w:rPr>
+        <w:fldChar w:fldCharType="separate"/>
+      </w:r>
+      <w:r>
+        <w:rPr>
+          <w:rStyle w:val="Hyperlink"/>
+          <w:rFonts w:ascii="Calibri" w:hAnsi="Calibri" w:cs="Calibri"/>
+          <w:kern w:val="0"/>
+          <w:sz w:val="20"/>
+          <w:szCs w:val="20"/>
+          <w:lang w:val="fr-FR"/>
+        </w:rPr>
+        <w:t>rens.chazottes@epfl.ch</w:t>
+      </w:r>
+      <w:r>
+        <w:rPr>
+          <w:rFonts w:ascii="Calibri" w:hAnsi="Calibri" w:cs="Calibri"/>
+          <w:color w:val="000000" w:themeColor="text1"/>
+          <w:kern w:val="0"/>
+          <w:sz w:val="20"/>
+          <w:szCs w:val="20"/>
+          <w:lang w:val="en-GB"/>
+        </w:rPr>
+        <w:fldChar w:fldCharType="end"/>
+      </w:r>
+      <w:r>
+        <w:rPr>
+          <w:rFonts w:ascii="Calibri" w:hAnsi="Calibri" w:cs="Calibri"/>
+          <w:color w:val="000000" w:themeColor="text1"/>
+          <w:kern w:val="0"/>
+          <w:sz w:val="20"/>
+          <w:szCs w:val="20"/>
+          <w:lang w:val="fr-FR"/>
+        </w:rPr>
+        <w:t>,</w:t>
+      </w:r>
+      <w:r>
+        <w:rPr>
+          <w:rFonts w:ascii="Calibri" w:hAnsi="Calibri" w:cs="Calibri"/>
+          <w:color w:val="000000" w:themeColor="text1"/>
+          <w:kern w:val="0"/>
+          <w:sz w:val="20"/>
+          <w:szCs w:val="20"/>
+          <w:lang w:val="fr-FR"/>
+        </w:rPr>
+        <w:t xml:space="preserve"> </w:t>
+      </w:r>
+      <w:r>
+        <w:rPr>
+          <w:rFonts w:ascii="Calibri" w:hAnsi="Calibri" w:cs="Calibri"/>
+          <w:color w:val="22384A"/>
+          <w:sz w:val="20"/>
+          <w:szCs w:val="20"/>
+        </w:rPr>
+        <w:t>+33 6 95 23 95 53</w:t>
+      </w:r>
+    </w:p>
+    <w:p>
+      <w:pPr>
+        <w:spacing w:before="120" w:after="120"/>
+        <w:jc w:val="both"/>
+        <w:rPr>
+          <w:rFonts w:ascii="Calibri" w:hAnsi="Calibri" w:cs="Calibri"/>
+          <w:color w:val="000000" w:themeColor="text1"/>
+          <w:kern w:val="0"/>
+          <w:sz w:val="20"/>
+          <w:szCs w:val="20"/>
+          <w:lang w:val="de-DE"/>
+        </w:rPr>
+      </w:pPr>
+      <w:r>
+        <w:rPr>
+          <w:rFonts w:ascii="Calibri" w:hAnsi="Calibri" w:cs="Calibri"/>
+          <w:b/>
+          <w:bCs/>
+          <w:color w:val="000000" w:themeColor="text1"/>
+          <w:kern w:val="0"/>
+          <w:sz w:val="20"/>
+          <w:szCs w:val="20"/>
+          <w:lang w:val="de-DE"/>
+        </w:rPr>
+        <w:t xml:space="preserve">Dr. Robin </w:t>
+      </w:r>
+      <w:proofErr w:type="spellStart"/>
+      <w:r>
+        <w:rPr>
+          <w:rFonts w:ascii="Calibri" w:hAnsi="Calibri" w:cs="Calibri"/>
+          <w:b/>
+          <w:bCs/>
+          <w:color w:val="000000" w:themeColor="text1"/>
+          <w:kern w:val="0"/>
+          <w:sz w:val="20"/>
+          <w:szCs w:val="20"/>
+          <w:lang w:val="de-DE"/>
+        </w:rPr>
+        <w:t>Huguenot</w:t>
+      </w:r>
+      <w:proofErr w:type="spellEnd"/>
+      <w:r>
+        <w:rPr>
+          <w:rFonts w:ascii="Calibri" w:hAnsi="Calibri" w:cs="Calibri"/>
+          <w:b/>
+          <w:bCs/>
+          <w:color w:val="000000" w:themeColor="text1"/>
+          <w:kern w:val="0"/>
+          <w:sz w:val="20"/>
+          <w:szCs w:val="20"/>
+          <w:lang w:val="de-DE"/>
+        </w:rPr>
+        <w:t>-Noël</w:t>
+      </w:r>
+      <w:r>
+        <w:rPr>
+          <w:rFonts w:ascii="Calibri" w:hAnsi="Calibri" w:cs="Calibri"/>
+          <w:color w:val="000000" w:themeColor="text1"/>
+          <w:kern w:val="0"/>
+          <w:sz w:val="20"/>
+          <w:szCs w:val="20"/>
+          <w:lang w:val="de-DE"/>
+        </w:rPr>
+        <w:t>,</w:t>
+      </w:r>
+      <w:r>
+        <w:rPr>
+          <w:rFonts w:ascii="Calibri" w:hAnsi="Calibri" w:cs="Calibri"/>
+          <w:color w:val="000000" w:themeColor="text1"/>
+          <w:kern w:val="0"/>
+          <w:sz w:val="20"/>
+          <w:szCs w:val="20"/>
+          <w:lang w:val="de-DE"/>
+        </w:rPr>
+        <w:t xml:space="preserve"> Freie Universität Berlin,</w:t>
+      </w:r>
+      <w:r>
+        <w:rPr>
+          <w:rFonts w:ascii="Calibri" w:hAnsi="Calibri" w:cs="Calibri"/>
+          <w:color w:val="000000" w:themeColor="text1"/>
+          <w:kern w:val="0"/>
+          <w:sz w:val="20"/>
+          <w:szCs w:val="20"/>
+          <w:lang w:val="de-DE"/>
+        </w:rPr>
+        <w:t xml:space="preserve"> </w:t>
       </w:r>
       <w:hyperlink r:id="rId12" w:history="1">
         <w:r>
@@ -4570,89 +4923,7 @@
             <w:kern w:val="0"/>
             <w:sz w:val="20"/>
             <w:szCs w:val="20"/>
-            <w:lang w:val="fr-FR"/>
-          </w:rPr>
-          <w:t>rens.chazottes@epfl.ch</w:t>
-        </w:r>
-      </w:hyperlink>
-      <w:r>
-        <w:rPr>
-          <w:rFonts w:ascii="Calibri" w:hAnsi="Calibri" w:cs="Calibri"/>
-          <w:color w:val="000000" w:themeColor="text1"/>
-          <w:kern w:val="0"/>
-          <w:sz w:val="20"/>
-          <w:szCs w:val="20"/>
-          <w:lang w:val="fr-FR"/>
-        </w:rPr>
-        <w:t>,</w:t>
-      </w:r>
-      <w:r>
-        <w:rPr>
-          <w:rFonts w:ascii="Calibri" w:hAnsi="Calibri" w:cs="Calibri"/>
-          <w:color w:val="000000" w:themeColor="text1"/>
-          <w:kern w:val="0"/>
-          <w:sz w:val="20"/>
-          <w:szCs w:val="20"/>
-          <w:lang w:val="fr-FR"/>
-        </w:rPr>
-        <w:t xml:space="preserve"> </w:t>
-      </w:r>
-      <w:r>
-        <w:rPr>
-          <w:rFonts w:ascii="Calibri" w:hAnsi="Calibri" w:cs="Calibri"/>
-          <w:color w:val="22384A"/>
-          <w:sz w:val="20"/>
-          <w:szCs w:val="20"/>
-        </w:rPr>
-        <w:t>+33 6 95 23 95 53</w:t>
-      </w:r>
-    </w:p>
-    <w:p>
-      <w:pPr>
-        <w:spacing w:before="120" w:after="120"/>
-        <w:jc w:val="both"/>
-        <w:rPr>
-          <w:rFonts w:ascii="Calibri" w:hAnsi="Calibri" w:cs="Calibri"/>
-          <w:color w:val="000000" w:themeColor="text1"/>
-          <w:kern w:val="0"/>
-          <w:sz w:val="20"/>
-          <w:szCs w:val="20"/>
-          <w:lang w:val="en-GB"/>
-        </w:rPr>
-      </w:pPr>
-      <w:r>
-        <w:rPr>
-          <w:rFonts w:ascii="Calibri" w:hAnsi="Calibri" w:cs="Calibri"/>
-          <w:b/>
-          <w:bCs/>
-          <w:color w:val="000000" w:themeColor="text1"/>
-          <w:kern w:val="0"/>
-          <w:sz w:val="20"/>
-          <w:szCs w:val="20"/>
-          <w:lang w:val="en-GB"/>
-        </w:rPr>
-        <w:t>Dr. Robin Huguenot-Noël</w:t>
-      </w:r>
-      <w:r>
-        <w:rPr>
-          <w:rFonts w:ascii="Calibri" w:hAnsi="Calibri" w:cs="Calibri"/>
-          <w:color w:val="000000" w:themeColor="text1"/>
-          <w:kern w:val="0"/>
-          <w:sz w:val="20"/>
-          <w:szCs w:val="20"/>
-          <w:lang w:val="en-GB"/>
-        </w:rPr>
-        <w:t xml:space="preserve">, </w:t>
-      </w:r>
-      <w:hyperlink r:id="rId13" w:history="1">
-        <w:r>
-          <w:rPr>
-            <w:rStyle w:val="Hyperlink"/>
-            <w:rFonts w:ascii="Calibri" w:hAnsi="Calibri" w:cs="Calibri"/>
-            <w:kern w:val="0"/>
-            <w:sz w:val="20"/>
-            <w:szCs w:val="20"/>
-            <w:lang w:val="en-GB"/>
+            <w:lang w:val="de-DE"/>
           </w:rPr>
           <w:t>robin.huguenot-noel@eui.eu</w:t>
         </w:r>
@@ -4664,17 +4935,17 @@
           <w:kern w:val="0"/>
           <w:sz w:val="20"/>
           <w:szCs w:val="20"/>
-          <w:lang w:val="en-GB"/>
+          <w:lang w:val="de-DE"/>
         </w:rPr>
         <w:t>, +49 176 578 361 70</w:t>
       </w:r>
     </w:p>
     <w:sectPr>
-      <w:headerReference w:type="default" r:id="rId14"/>
-      <w:footerReference w:type="even" r:id="rId15"/>
-      <w:footerReference w:type="default" r:id="rId16"/>
+      <w:headerReference w:type="default" r:id="rId13"/>
+      <w:footerReference w:type="even" r:id="rId14"/>
+      <w:footerReference w:type="default" r:id="rId15"/>
       <w:pgSz w:w="11906" w:h="16838"/>
-      <w:pgMar w:top="1440" w:right="1440" w:bottom="1440" w:left="1440" w:header="708" w:footer="708" w:gutter="0"/>
+      <w:pgMar w:top="1440" w:right="1440" w:bottom="1440" w:left="1440" w:header="397" w:footer="708" w:gutter="0"/>
       <w:cols w:num="2" w:space="708"/>
       <w:docGrid w:linePitch="360"/>
     </w:sectPr>
@@ -4929,23 +5200,8 @@
       <w:tab/>
     </w:r>
     <w:r>
-      <w:tab/>
-    </w:r>
-    <w:r>
-      <w:tab/>
-    </w:r>
-    <w:r>
-      <w:tab/>
-    </w:r>
-    <w:r>
-      <w:tab/>
-    </w:r>
-    <w:r>
-      <w:tab/>
-    </w:r>
-    <w:r>
       <w:drawing>
-        <wp:inline distT="0" distB="0" distL="0" distR="0" wp14:anchorId="61E95FCB" wp14:editId="3D213EA0">
+        <wp:inline distT="0" distB="0" distL="0" distR="0" wp14:anchorId="21E8D096" wp14:editId="5110C6F0">
           <wp:extent cx="1236134" cy="353201"/>
           <wp:effectExtent l="0" t="0" r="0" b="2540"/>
           <wp:docPr id="1437364915" name="Picture 1"/>
@@ -4956,7 +5212,7 @@
             <a:graphicData uri="http://schemas.openxmlformats.org/drawingml/2006/picture">
               <pic:pic xmlns:pic="http://schemas.openxmlformats.org/drawingml/2006/picture">
                 <pic:nvPicPr>
-                  <pic:cNvPr id="1437364915" name=""/>
+                  <pic:cNvPr id="1437364915" name="Picture 1"/>
                   <pic:cNvPicPr/>
                 </pic:nvPicPr>
                 <pic:blipFill>
@@ -4979,6 +5235,49 @@
           </a:graphic>
         </wp:inline>
       </w:drawing>
+    </w:r>
+    <w:r>
+      <w:tab/>
+    </w:r>
+    <w:r>
+      <w:drawing>
+        <wp:inline distT="0" distB="0" distL="0" distR="0" wp14:anchorId="5DA45103" wp14:editId="03C4BC08">
+          <wp:extent cx="1737984" cy="460587"/>
+          <wp:effectExtent l="0" t="0" r="2540" b="0"/>
+          <wp:docPr id="1821543089" name="Picture 1" descr="A logo with a black background&#10;&#10;AI-generated content may be incorrect."/>
+          <wp:cNvGraphicFramePr>
+            <a:graphicFrameLocks xmlns:a="http://schemas.openxmlformats.org/drawingml/2006/main" noChangeAspect="1"/>
+          </wp:cNvGraphicFramePr>
+          <a:graphic xmlns:a="http://schemas.openxmlformats.org/drawingml/2006/main">
+            <a:graphicData uri="http://schemas.openxmlformats.org/drawingml/2006/picture">
+              <pic:pic xmlns:pic="http://schemas.openxmlformats.org/drawingml/2006/picture">
+                <pic:nvPicPr>
+                  <pic:cNvPr id="1821543089" name="Picture 1" descr="A logo with a black background&#10;&#10;AI-generated content may be incorrect."/>
+                  <pic:cNvPicPr/>
+                </pic:nvPicPr>
+                <pic:blipFill>
+                  <a:blip r:embed="rId3"/>
+                  <a:stretch>
+                    <a:fillRect/>
+                  </a:stretch>
+                </pic:blipFill>
+                <pic:spPr>
+                  <a:xfrm>
+                    <a:off x="0" y="0"/>
+                    <a:ext cx="1828372" cy="484541"/>
+                  </a:xfrm>
+                  <a:prstGeom prst="rect">
+                    <a:avLst/>
+                  </a:prstGeom>
+                </pic:spPr>
+              </pic:pic>
+            </a:graphicData>
+          </a:graphic>
+        </wp:inline>
+      </w:drawing>
+    </w:r>
+    <w:r>
+      <w:tab/>
     </w:r>
   </w:p>
 </w:hdr>
@@ -7272,6 +7571,18 @@
       <w:szCs w:val="20"/>
     </w:rPr>
   </w:style>
+  <w:style w:type="character" w:styleId="FollowedHyperlink">
+    <w:name w:val="FollowedHyperlink"/>
+    <w:basedOn w:val="DefaultParagraphFont"/>
+    <w:uiPriority w:val="99"/>
+    <w:semiHidden/>
+    <w:unhideWhenUsed/>
+    <w:rsid w:val="000F3EC9"/>
+    <w:rPr>
+      <w:color w:val="96607D" w:themeColor="followedHyperlink"/>
+      <w:u w:val="single"/>
+    </w:rPr>
+  </w:style>
 </w:styles>
 </file>
 
@@ -7575,7 +7886,7 @@
 </file>
 
 <file path=customXml/itemProps1.xml><?xml version="1.0" encoding="utf-8"?>
-<ds:datastoreItem xmlns:ds="http://schemas.openxmlformats.org/officeDocument/2006/customXml" ds:itemID="{583A24D7-7014-774E-BAE5-56394FAADFBA}">
+<ds:datastoreItem xmlns:ds="http://schemas.openxmlformats.org/officeDocument/2006/customXml" ds:itemID="{774963FE-D640-3F40-AFD5-518678CF4A59}">
   <ds:schemaRefs>
     <ds:schemaRef ds:uri="http://schemas.openxmlformats.org/officeDocument/2006/bibliography"/>
   </ds:schemaRefs>
